--- a/docs/vignettes/index.docx
+++ b/docs/vignettes/index.docx
@@ -674,7 +674,7 @@
       <w:b/>
       <w:color w:themeColor="accent1" w:themeShade="BF" w:val="0F4761"/>
       <w:sz w:val="28"/>
-      <w:szCs w:val="40"/>
+      <w:szCs w:val="28"/>
     </w:rPr>
   </w:style>
   <w:style w:styleId="Heading2" w:type="paragraph">
@@ -696,7 +696,7 @@
     <w:rPr>
       <w:rFonts w:asciiTheme="majorHAnsi" w:cstheme="majorBidi" w:eastAsiaTheme="majorEastAsia" w:hAnsiTheme="majorHAnsi"/>
       <w:color w:themeColor="accent1" w:themeShade="BF" w:val="0F4761"/>
-      <w:szCs w:val="32"/>
+      <w:szCs w:val="28"/>
     </w:rPr>
   </w:style>
   <w:style w:styleId="Heading3" w:type="paragraph">
@@ -1008,8 +1008,8 @@
       <w:rFonts w:asciiTheme="majorHAnsi" w:cstheme="majorBidi" w:eastAsiaTheme="majorEastAsia" w:hAnsiTheme="majorHAnsi"/>
       <w:spacing w:val="-10"/>
       <w:kern w:val="28"/>
-      <w:sz w:val="56"/>
-      <w:szCs w:val="56"/>
+      <w:sz w:val="28"/>
+      <w:szCs w:val="28"/>
     </w:rPr>
   </w:style>
   <w:style w:customStyle="1" w:styleId="TitleChar" w:type="character">
@@ -1022,8 +1022,8 @@
       <w:rFonts w:asciiTheme="majorHAnsi" w:cstheme="majorBidi" w:eastAsiaTheme="majorEastAsia" w:hAnsiTheme="majorHAnsi"/>
       <w:spacing w:val="-10"/>
       <w:kern w:val="28"/>
-      <w:sz w:val="56"/>
-      <w:szCs w:val="56"/>
+      <w:sz w:val="28"/>
+      <w:szCs w:val="28"/>
     </w:rPr>
   </w:style>
   <w:style w:styleId="Subtitle" w:type="paragraph">

--- a/docs/vignettes/index.docx
+++ b/docs/vignettes/index.docx
@@ -23,19 +23,28 @@
         <w:pStyle w:val="FirstParagraph"/>
       </w:pPr>
       <w:r>
-        <w:t xml:space="preserve">A reference guide to the common statistical tests we use in class — each is a</w:t>
+        <w:t xml:space="preserve">A reference guide to the R code we use in class — each page is a worked</w:t>
       </w:r>
       <w:r>
         <w:t xml:space="preserve"> </w:t>
       </w:r>
       <w:r>
-        <w:t xml:space="preserve">worked example in R. This list is generated automatically from each vignette’s</w:t>
+        <w:t xml:space="preserve">example. These lists are generated automatically from each page’s YAML</w:t>
       </w:r>
       <w:r>
         <w:t xml:space="preserve"> </w:t>
       </w:r>
       <w:r>
-        <w:t xml:space="preserve">YAML frontmatter (</w:t>
+        <w:t xml:space="preserve">frontmatter (</w:t>
+      </w:r>
+      <w:r>
+        <w:rPr>
+          <w:rStyle w:val="VerbatimChar"/>
+        </w:rPr>
+        <w:t xml:space="preserve">topic_number:</w:t>
+      </w:r>
+      <w:r>
+        <w:t xml:space="preserve">/</w:t>
       </w:r>
       <w:r>
         <w:rPr>
@@ -68,7 +77,13 @@
         <w:t xml:space="preserve">description:</w:t>
       </w:r>
       <w:r>
-        <w:t xml:space="preserve">); nothing here is hand-typed.</w:t>
+        <w:t xml:space="preserve">); nothing here</w:t>
+      </w:r>
+      <w:r>
+        <w:t xml:space="preserve"> </w:t>
+      </w:r>
+      <w:r>
+        <w:t xml:space="preserve">is hand-typed.</w:t>
       </w:r>
     </w:p>
     <w:p>
@@ -76,7 +91,7 @@
         <w:pStyle w:val="BodyText"/>
       </w:pPr>
       <w:r>
-        <w:t xml:space="preserve">Click a test to open its walkthrough.</w:t>
+        <w:t xml:space="preserve">Click a topic to open its walkthrough.</w:t>
       </w:r>
       <w:r>
         <w:t xml:space="preserve"> </w:t>
@@ -141,6 +156,58 @@
         <w:t xml:space="preserve">file directly.</w:t>
       </w:r>
     </w:p>
+    <w:bookmarkStart w:id="10" w:name="common-code"/>
+    <w:p>
+      <w:pPr>
+        <w:pStyle w:val="Heading2"/>
+      </w:pPr>
+      <w:r>
+        <w:t xml:space="preserve">Common Code</w:t>
+      </w:r>
+    </w:p>
+    <w:p>
+      <w:pPr>
+        <w:pStyle w:val="FirstParagraph"/>
+      </w:pPr>
+      <w:r>
+        <w:t xml:space="preserve">General-purpose R and data-science skills used throughout the course, in the</w:t>
+      </w:r>
+      <w:r>
+        <w:t xml:space="preserve"> </w:t>
+      </w:r>
+      <w:r>
+        <w:t xml:space="preserve">order we cover them.</w:t>
+      </w:r>
+    </w:p>
+    <w:bookmarkStart w:id="9" w:name="common-code"/>
+    <w:bookmarkEnd w:id="9"/>
+    <w:bookmarkEnd w:id="10"/>
+    <w:bookmarkStart w:id="12" w:name="statistical-tests"/>
+    <w:p>
+      <w:pPr>
+        <w:pStyle w:val="Heading2"/>
+      </w:pPr>
+      <w:r>
+        <w:t xml:space="preserve">Statistical Tests</w:t>
+      </w:r>
+    </w:p>
+    <w:p>
+      <w:pPr>
+        <w:pStyle w:val="FirstParagraph"/>
+      </w:pPr>
+      <w:r>
+        <w:t xml:space="preserve">Worked examples of the statistical tests we use in class, ordered from</w:t>
+      </w:r>
+      <w:r>
+        <w:t xml:space="preserve"> </w:t>
+      </w:r>
+      <w:r>
+        <w:t xml:space="preserve">simplest to most complex.</w:t>
+      </w:r>
+    </w:p>
+    <w:bookmarkStart w:id="11" w:name="stats-tests"/>
+    <w:bookmarkEnd w:id="11"/>
+    <w:bookmarkEnd w:id="12"/>
     <w:sectPr>
       <w:pgSz w:h="15840" w:w="12240"/>
       <w:pgMar w:bottom="1440" w:footer="720" w:gutter="0" w:header="720" w:left="1440" w:right="1440" w:top="1440"/>
